--- a/javoblar/047.docx
+++ b/javoblar/047.docx
@@ -35,7 +35,7 @@
         <w:jc w:val="both"/>
       </w:pPr>
       <w:r>
-        <w:t xml:space="preserve">Dastlab epidemiologik tekshiruv o'tkazilib, bemor bilan muloqotda bo'lgan shaxslar doirasi aniqlanadi. Bunga bemor bilan bir uyda yashaganlar, umumiy suv manbai yoki oziq-ovqatdan birga foydalanganlar, bemorga ovqat tayyorlagan shaxslar hamda bemor bilan yaqin kontaktda bo'lgan boshqa shaxslar kiradi. Qorin tifida yuqish ko'pincha umumiy suv yoki oziq-ovqat bilan bog'liq bo'lgani uchun muloqotdagilar doirasi ana shu umumiy omil asosida belgilanadi. Muloqotda bo'lganlarning ro'yxati tuzilib, ular hisobga olinadi [1]. Muloqotdagilar doirasini to'g'ri belgilash o'choq chegarasini aniqlash bilan uzviy bog'liq: agar chegara tor belgilansa, ayrim zararlangan shaxslar kuzatuvdan tashqarida qolib, infeksiya tarqalishda davom etadi; aksincha, haddan tashqari keng belgilansa, resurslar behuda sarflanadi. Shu bois muloqotdagilar doirasi epidemiologik tekshiruv va to'g'ri epidemiologik tashxis asosida aniqlanadi. Ich terlamada bu ayniqsa muhim, chunki kasallikning yashirin va yengil shakllari ko'p uchraydi.</w:t>
+        <w:t xml:space="preserve">Dastlab epidemiologik tekshiruv o'tkazilib, bemor bilan muloqotda bo'lgan shaxslar doirasi aniqlanadi. Bunga bemor bilan bir uyda yashaganlar, umumiy suv manbai yoki oziq-ovqatdan birga foydalanganlar, bemorga ovqat tayyorlagan shaxslar hamda bemor bilan yaqin kontaktda bo'lgan boshqa shaxslar kiradi. Qorin tifida yuqish ko'pincha umumiy suv yoki oziq-ovqat bilan bog'liq bo'lgani uchun muloqotdagilar doirasi ana shu umumiy omil — bir suv manbai yoki bir ovqatlanish joyi asosida belgilanadi, bu uy a'zolari doirasidan kengroq bo'lishi mumkin. Muloqotda bo'lganlarning ro'yxati tuzilib, ular hisobga olinadi [1]. Muloqotdagilar doirasini to'g'ri belgilash o'choq chegarasini aniqlash bilan uzviy bog'liq: agar chegara tor belgilansa, ayrim zararlangan shaxslar kuzatuvdan tashqarida qolib, infeksiya tarqalishda davom etadi; aksincha, haddan tashqari keng belgilansa, resurslar behuda sarflanadi. Shu bois muloqotdagilar doirasi epidemiologik tekshiruv va to'g'ri epidemiologik tashxis asosida aniqlanadi. Ich terlamada bu ayniqsa muhim, chunki kasallikning yashirin va yengil shakllari ko'p uchraydi.</w:t>
       </w:r>
     </w:p>
     <w:p>

--- a/javoblar/047.docx
+++ b/javoblar/047.docx
@@ -145,7 +145,7 @@
         <w:jc w:val="both"/>
       </w:pPr>
       <w:r>
-        <w:t xml:space="preserve">Muloqotda bo'lganlar o'choq davomiyligiga mos — bir maksimal inkubatsion davr mobaynida kuzatiladi. Kuzatuv davomida ularning sog'lig'i, harorati va klinik belgilari nazorat qilinadi; agar kasallik belgilari paydo bo'lsa, shaxs ajratiladi va to'liq tekshiruvdan o'tkaziladi. Dekretlangan kontingentga (oziq-ovqat, suv ta'minoti, bolalar muassasalari xodimlari) mansub shaxslar bakteriologik tekshiruv salbiy natija bergunicha o'z ishiga qo'yilmaydi, chunki ular zararlangan taqdirda, oziq-ovqat yoki suv orqali ko'p sonli kasallanishga sabab bo'lishi mumkin [1]. Kuzatuv davomida muloqotdagilarga kasallikning dastlabki belgilari (isitma, bosh og'rig'i, holsizlik) to'g'risida ma'lumot beriladi va ular shu belgilar paydo bo'lganda darhol tibbiyot muassasasiga murojaat qilishlari uqtiriladi; bu bemorlarni erta aniqlash va ajratish imkonini beradi.</w:t>
+        <w:t xml:space="preserve">Muloqotda bo'lganlar o'choq davomiyligiga mos — bir maksimal inkubatsion davr mobaynida kuzatiladi. Kuzatuv davomida ularning sog'lig'i, harorati va klinik belgilari nazorat qilinadi; agar kasallik belgilari paydo bo'lsa, shaxs ajratiladi va to'liq tekshiruvdan o'tkaziladi. Dekretlangan kontingentga (oziq-ovqat tayyorlash, suv ta'minoti, bolalar muassasalari xodimlari) mansub shaxslar bakteriologik tekshiruv salbiy natija bergunicha o'z ishiga qo'yilmaydi, chunki ular zararlangan taqdirda, oziq-ovqat yoki suv orqali ko'p sonli kasallanishga sabab bo'lishi mumkin [1]. Kuzatuv davomida muloqotdagilarga kasallikning dastlabki belgilari (isitma, bosh og'rig'i, holsizlik) to'g'risida ma'lumot beriladi va ular shu belgilar paydo bo'lganda darhol tibbiyot muassasasiga murojaat qilishlari uqtiriladi; bu bemorlarni erta aniqlash va ajratish imkonini beradi.</w:t>
       </w:r>
     </w:p>
     <w:p>

--- a/javoblar/047.docx
+++ b/javoblar/047.docx
@@ -199,7 +199,7 @@
         <w:jc w:val="both"/>
       </w:pPr>
       <w:r>
-        <w:t xml:space="preserve">Qorin tifi o'chog'ida bemor bilan muloqotda bo'lgan shaxslarga nisbatan tibbiy kuzatuv, bakteriologik va serologik tekshiruv, ko'rsatma bo'yicha bakteriofag bilan shoshilinch profilaktika hamda dekretlangan kontingentni vaqtincha chetlatish tadbirlari o'tkaziladi. Muloqotdagilar maksimal inkubatsion davr mobaynida kuzatiladi va ular orasida tashuvchilar faol aniqlanadi. Bu choralar o'choqdagi boshqa tadbirlar (bemorni ajratish, dezinfeksiya, suv nazorati) bilan birgalikda rejalashtiriladi. O'zbekistonda bu ish SSV ning 122-sonli buyrug'i bilan tartibga solingan va u infeksiyaning yanada tarqalishining oldini olishga qaratilgan [1]. Vrach-epidemiolog uchun muloqotdagilarni to'g'ri aniqlash, kuzatish va ular orasida tashuvchilarni topa olish — ich terlama o'chog'ini to'liq bartaraf etishning va yangi epidemiyalarning oldini olishning muhim kasbiy malakasidir.</w:t>
+        <w:t xml:space="preserve">Qorin tifi o'chog'ida bemor bilan muloqotda bo'lgan shaxslarga nisbatan tibbiy kuzatuv, bakteriologik va serologik tekshiruv, ko'rsatma bo'yicha bakteriofag bilan shoshilinch profilaktika hamda dekretlangan kontingentni vaqtincha chetlatish tadbirlari o'tkaziladi. Muloqotdagilar o'choq davomiyligiga mos — maksimal inkubatsion davr mobaynida kuzatiladi va ular orasida yashirin tashuvchilar hamda yengil kechayotgan bemorlar faol aniqlanadi. Bu choralar o'choqdagi boshqa tadbirlar (bemorni ajratish, dezinfeksiya, suv nazorati) bilan birgalikda rejalashtiriladi. O'zbekistonda bu ish SSV ning 122-sonli buyrug'i bilan tartibga solingan va u infeksiyaning yanada tarqalishining oldini olishga qaratilgan [1]. Vrach-epidemiolog uchun muloqotdagilarni to'g'ri aniqlash, kuzatish va ular orasida tashuvchilarni topa olish — ich terlama o'chog'ini to'liq bartaraf etishning va yangi epidemiyalarning oldini olishning muhim kasbiy malakasidir.</w:t>
       </w:r>
     </w:p>
     <w:p>

--- a/javoblar/047.docx
+++ b/javoblar/047.docx
@@ -8,7 +8,7 @@
         <w:spacing w:after="200"/>
       </w:pPr>
       <w:r>
-        <w:t xml:space="preserve">47. Qorin tifida bemor bilan muloqotda bo'lgan shaxslarga nisbatan o'tkaziladigan tadbirlar. Epidemiyaga qarshi chora-tadbirlarni rejalashtirish</w:t>
+        <w:t xml:space="preserve">47. Virusli gepatit A profilaktikasi. Epidemiyaga qarshi chora-tadbirlarni rejalashtirish</w:t>
       </w:r>
     </w:p>
     <w:p>
@@ -17,7 +17,7 @@
         <w:jc w:val="both"/>
       </w:pPr>
       <w:r>
-        <w:t xml:space="preserve">Qorin tifi (ich terlama) — Salmonella Typhi keltirib chiqaradigan antroponoz ichak infeksiyasi bo'lib, u fekal-oral mexanizm orqali yuqadi. Kasallik o'chog'ida nafaqat bemor, balki u bilan muloqotda bo'lgan shaxslarga nisbatan ham tegishli chora-tadbirlar o'tkaziladi, chunki ular ham zararlangan yoki yashirin tashuvchi bo'lishi mumkin. O'zbekistonda bu tadbirlar SSV ning 2015-yil 25-martdagi 122-sonli buyrug'i bilan tartibga solingan [1]. Muloqotdagilarga qaratilgan choralar epidemiyaga qarshi ishning muhim qismi bo'lib, infeksiyaning yanada tarqalishining oldini olishga xizmat qiladi [2]. Ich terlamada bu choralar ayniqsa dolzarb, chunki kasallikning yashirin shakllari va surunkali tashuvchilik ko'p uchraydi, bu esa aniqlanmay qolgan manbalar xavfini oshiradi.</w:t>
+        <w:t xml:space="preserve">Virusli gepatit A (VGA) — gepatit A virusi (HAV) keltirib chiqaradigan o'tkir antroponoz ichak infeksiyasi bo'lib, u jigar zararlanishi, sariqlik va intoksikatsiya bilan kechadi. Kasallik fekal-oral mexanizm orqali yuqadi va boshqa ichak infeksiyalari bilan bir qatorda keng tarqalgan, ayniqsa sanitariya sharoiti past hududlarda. O'zbekistonda virusli gepatitlar profilaktikasi SSV ning 177-sonli buyrug'i va unga tegishli ilovalar bilan tartibga solingan [1]. VGA odatda o'z-o'zidan cheklanadigan, yengil kechadigan kasallik bo'lib, surunkali shaklga o'tmaydi va surunkali tashuvchilik ham shakllanmaydi, biroq kattalar hamda jigar kasalligi bo'lgan shaxslarda og'ir, ba'zan fulminant (o'ta og'ir) kechishi mumkin [2].</w:t>
       </w:r>
     </w:p>
     <w:p>
@@ -26,7 +26,7 @@
         <w:spacing w:after="80" w:before="160"/>
       </w:pPr>
       <w:r>
-        <w:t xml:space="preserve">Muloqotda bo'lganlarni aniqlash</w:t>
+        <w:t xml:space="preserve">Etiologiya va infeksiya manbai</w:t>
       </w:r>
     </w:p>
     <w:p>
@@ -35,7 +35,7 @@
         <w:jc w:val="both"/>
       </w:pPr>
       <w:r>
-        <w:t xml:space="preserve">Dastlab epidemiologik tekshiruv o'tkazilib, bemor bilan muloqotda bo'lgan shaxslar doirasi aniqlanadi. Bunga bemor bilan bir uyda yashaganlar, umumiy suv manbai yoki oziq-ovqatdan birga foydalanganlar, bemorga ovqat tayyorlagan shaxslar hamda bemor bilan yaqin kontaktda bo'lgan boshqa shaxslar kiradi. Qorin tifida yuqish ko'pincha umumiy suv yoki oziq-ovqat bilan bog'liq bo'lgani uchun muloqotdagilar doirasi ana shu umumiy omil — bir suv manbai yoki bir ovqatlanish joyi asosida belgilanadi, bu uy a'zolari doirasidan kengroq bo'lishi mumkin. Muloqotda bo'lganlarning ro'yxati tuzilib, ular hisobga olinadi [1]. Muloqotdagilar doirasini to'g'ri belgilash o'choq chegarasini aniqlash bilan uzviy bog'liq: agar chegara tor belgilansa, ayrim zararlangan shaxslar kuzatuvdan tashqarida qolib, infeksiya tarqalishda davom etadi; aksincha, haddan tashqari keng belgilansa, resurslar behuda sarflanadi. Shu bois muloqotdagilar doirasi epidemiologik tekshiruv va to'g'ri epidemiologik tashxis asosida aniqlanadi. Ich terlamada bu ayniqsa muhim, chunki kasallikning yashirin va yengil shakllari ko'p uchraydi.</w:t>
+        <w:t xml:space="preserve">Qo'zg'atuvchi — gepatit A virusi, RNK saqlovchi virus bo'lib, u tashqi muhitga chidamli va suvda uzoq saqlanadi. VGA antroponoz hisoblanadi: infeksiya manbai faqat odam — kasal yoki yashirin (asemptomatik) infeksiya o'tkazayotgan shaxsdir. Virus najas orqali yuqori konsentratsiyada ajralib chiqadi va CDC ma'lumotiga ko'ra, bemor qo'zg'atuvchini klinik belgilar paydo bo'lishidan 2–3 hafta oldin va sariqlik boshlangandan keyin taxminan bir hafta davomida ajratadi [2]. Aynan sariqlikgacha bo'lgan, belgisiz davrda bemor eng yuqori darajada yuqtiruvchi bo'lgani uchun infeksiyani nazorat qilish qiyinlashadi; bu VGA epidemiologiyasining muhim xususiyatidir. Virusning tashqi muhitga, jumladan suvga chidamliligi uning suv va oziq-ovqat orqali keng tarqalishini ta'minlaydi; HAV odatdagi dezinfeksiya rejimlariga boshqa ko'plab viruslardan ko'ra chidamliroqdir. Shu bois suvni sifatli zararsizlantirish, kanalizatsiya tizimini tartibga solish va oziq-ovqat xavfsizligi VGA profilaktikasida hal qiluvchi ahamiyatga ega.</w:t>
       </w:r>
     </w:p>
     <w:p>
@@ -44,7 +44,7 @@
         <w:spacing w:after="80" w:before="160"/>
       </w:pPr>
       <w:r>
-        <w:t xml:space="preserve">Muloqotdagilarga nisbatan tadbirlar</w:t>
+        <w:t xml:space="preserve">Yuqish yo'llari va inkubatsion davr</w:t>
       </w:r>
     </w:p>
     <w:p>
@@ -53,7 +53,7 @@
         <w:jc w:val="both"/>
       </w:pPr>
       <w:r>
-        <w:t xml:space="preserve">Qorin tifi o'chog'ida muloqotda bo'lganlarga nisbatan quyidagi tadbirlar o'tkaziladi:</w:t>
+        <w:t xml:space="preserve">VGA fekal-oral mexanizm orqali, HAV bilan ifloslangan suv yoki oziq-ovqat iste'mol qilish hamda kasal odam bilan bevosita kontakt orqali yuqadi [2]. Asosiy yuqish yo'llari:</w:t>
       </w:r>
     </w:p>
     <w:p>
@@ -61,12 +61,12 @@
         <w:pStyle w:val="ListParagraph"/>
         <w:numPr>
           <w:ilvl w:val="0"/>
-          <w:numId w:val="2"/>
+          <w:numId w:val="101"/>
         </w:numPr>
         <w:spacing w:after="40"/>
       </w:pPr>
       <w:r>
-        <w:t xml:space="preserve">tibbiy kuzatuvga olish — maksimal inkubatsion davr (ich terlamada uzoq) mobaynida harorat o'lchash va sog'lig'ini nazorat qilish;</w:t>
+        <w:t xml:space="preserve">suv yo'li — ifloslangan ichimlik suvi orqali (ko'p sonli holatlar bilan kechadigan epidemiyalar);</w:t>
       </w:r>
     </w:p>
     <w:p>
@@ -74,12 +74,12 @@
         <w:pStyle w:val="ListParagraph"/>
         <w:numPr>
           <w:ilvl w:val="0"/>
-          <w:numId w:val="2"/>
+          <w:numId w:val="101"/>
         </w:numPr>
         <w:spacing w:after="40"/>
       </w:pPr>
       <w:r>
-        <w:t xml:space="preserve">bakteriologik tekshiruv — najas va siydikdan qo'zg'atuvchini ajratishga tekshirish, tashuvchilarni aniqlash maqsadida;</w:t>
+        <w:t xml:space="preserve">oziq-ovqat yo'li — ifloslangan mahsulotlar, ayniqsa yuvilmagan meva-sabzavot, dengiz mahsulotlari orqali;</w:t>
       </w:r>
     </w:p>
     <w:p>
@@ -87,12 +87,75 @@
         <w:pStyle w:val="ListParagraph"/>
         <w:numPr>
           <w:ilvl w:val="0"/>
-          <w:numId w:val="2"/>
+          <w:numId w:val="101"/>
         </w:numPr>
         <w:spacing w:after="40"/>
       </w:pPr>
       <w:r>
-        <w:t xml:space="preserve">serologik tekshiruv — ko'rsatma bo'yicha qonda antitelolarni aniqlash;</w:t>
+        <w:t xml:space="preserve">maishiy-kontakt yo'li — iflos qo'llar va buyumlar orqali, oilalar va bolalar jamoalarida.</w:t>
+      </w:r>
+    </w:p>
+    <w:p>
+      <w:pPr>
+        <w:spacing w:after="120"/>
+        <w:jc w:val="both"/>
+      </w:pPr>
+      <w:r>
+        <w:t xml:space="preserve">CDC ma'lumotiga ko'ra, inkubatsion davr o'rtacha 28 kunni tashkil etadi (15–50 kun oralig'ida) [2]. Kasallanish yozgi-kuzgi mavsumiylikka ega va asosan bolalar hamda yoshlar orasida uchraydi; bolalarda kasallik ko'pincha yengil yoki belgisiz kechadi, kattalarda esa og'irroq va uzoqroq kechishi mumkin. Yashirin, belgisiz kechadigan bolalar epidemiologik jihatdan muhim, chunki ular infeksiyani faol tarqatadi, biroq aniqlanmay qoladi. Shu bois sanitariya sharoiti yaxshilanib, bolalikdagi tabiiy zararlanish kamaygan hududlarda kasallanish kattaroq yoshga siljiydi va og'irroq kechishi mumkin.</w:t>
+      </w:r>
+    </w:p>
+    <w:p>
+      <w:pPr>
+        <w:pStyle w:val="Heading2"/>
+        <w:spacing w:after="80" w:before="160"/>
+      </w:pPr>
+      <w:r>
+        <w:t xml:space="preserve">Tashxis</w:t>
+      </w:r>
+    </w:p>
+    <w:p>
+      <w:pPr>
+        <w:spacing w:after="120"/>
+        <w:jc w:val="both"/>
+      </w:pPr>
+      <w:r>
+        <w:t xml:space="preserve">VGAga tashxis klinik, epidemiologik va laboratoriya ma'lumotlari asosida qo'yiladi. Laboratoriya tashxisining asosiy usuli — qon zardobida gepatit A virusiga qarshi IgM sinfidagi antitelolarni (anti-HAV IgM) aniqlashdir; bu antitelolar belgilar paydo bo'lishidan oldin aniqlanib, bir necha oy davomida saqlanadi va o'tkir infeksiyani tasdiqlaydi [2]. Anti-HAV IgG esa o'tkazilgan infeksiya yoki emlash natijasida hosil bo'lgan immunitetni ko'rsatadi va u umrbod saqlanadi, qayta kasallanishdan himoya qiladi. Molekulyar usul (PZR) qo'zg'atuvchini aniqlash va shtammlarni taqqoslashda ham qo'llaniladi. Simptomatik VGA boshqa o'tkir virusli gepatitlardan (masalan, gepatit B yoki E dan) klinik jihatdan farqlanmaydi, shu bois tashxisni aniqlash va to'g'ri epidemiologik choralarni belgilash uchun laboratoriya tasdig'i zarur [2]. Tashxisning tezkorligi o'choqda tadbirlarni o'z vaqtida boshlash imkonini beradi.</w:t>
+      </w:r>
+    </w:p>
+    <w:p>
+      <w:pPr>
+        <w:pStyle w:val="Heading2"/>
+        <w:spacing w:after="80" w:before="160"/>
+      </w:pPr>
+      <w:r>
+        <w:t xml:space="preserve">Profilaktika</w:t>
+      </w:r>
+    </w:p>
+    <w:p>
+      <w:pPr>
+        <w:spacing w:after="120"/>
+        <w:jc w:val="both"/>
+      </w:pPr>
+      <w:r>
+        <w:t xml:space="preserve">VGA profilaktikasi sanitariya-gigiyenik va maxsus choralardan iborat. Sanitariya choralari yuqish yo'llarini uzishga qaratilgan: xavfsiz suv ta'minoti, kanalizatsiya, oziq-ovqat xavfsizligi va shaxsiy gigiyena. Maxsus profilaktika — gepatit A ga qarshi samarali vaksina bo'lib, CDC ta'kidlaganidek, mos aholi guruhlarini keng emlash kasallanishni sezilarli pasaytirishi, virus tarqalishini to'xtatishi va pirovardida infeksiyani eliminatsiya qilishi mumkin [2]. Shoshilinch profilaktikada infeksiya manbai bilan kontaktda bo'lganlarga, ko'rsatma bo'yicha, kasallik rivojlanishining oldini olish uchun vaksina yoki immunoglobulin qo'llanilishi mumkin. Dekretlangan kontingent nazorati ham muhim profilaktik yo'nalishdir. VGA epidemiologiyasi poliomielit epidemiologiyasiga o'xshashligi bilan ajralib turadi: ikkalasi ham fekal-oral yo'l bilan tarqaladi va ikkalasiga ham samarali vaksina mavjud; shu bois keng emlash orqali VGA ni ham nazorat ostiga olish va eliminatsiya qilish mumkin [2]. Ko'plab mamlakatlarda gepatit A vaksinasi bolalar emlash dasturiga kiritilgan va bu kasallanishning keskin pasayishiga olib kelgan.</w:t>
+      </w:r>
+    </w:p>
+    <w:p>
+      <w:pPr>
+        <w:pStyle w:val="Heading2"/>
+        <w:spacing w:after="80" w:before="160"/>
+      </w:pPr>
+      <w:r>
+        <w:t xml:space="preserve">Epidemiyaga qarshi chora-tadbirlarni rejalashtirish</w:t>
+      </w:r>
+    </w:p>
+    <w:p>
+      <w:pPr>
+        <w:spacing w:after="120"/>
+        <w:jc w:val="both"/>
+      </w:pPr>
+      <w:r>
+        <w:t xml:space="preserve">VGA o'chog'ida chora-tadbirlar epidemiologik tekshiruv asosida rejalashtiriladi va quyidagilarni qamrab oladi:</w:t>
       </w:r>
     </w:p>
     <w:p>
@@ -100,12 +163,12 @@
         <w:pStyle w:val="ListParagraph"/>
         <w:numPr>
           <w:ilvl w:val="0"/>
-          <w:numId w:val="2"/>
+          <w:numId w:val="102"/>
         </w:numPr>
         <w:spacing w:after="40"/>
       </w:pPr>
       <w:r>
-        <w:t xml:space="preserve">shoshilinch profilaktika — ko'rsatma bo'yicha ich terlama bakteriofagini berish;</w:t>
+        <w:t xml:space="preserve">bemorni aniqlash, ro'yxatga olish va ajratish (kasalxonaga yotqizish yoki uyda izolyatsiya);</w:t>
       </w:r>
     </w:p>
     <w:p>
@@ -113,12 +176,51 @@
         <w:pStyle w:val="ListParagraph"/>
         <w:numPr>
           <w:ilvl w:val="0"/>
-          <w:numId w:val="2"/>
+          <w:numId w:val="102"/>
         </w:numPr>
         <w:spacing w:after="40"/>
       </w:pPr>
       <w:r>
-        <w:t xml:space="preserve">dekretlangan kontingentga mansub muloqotdagilarni ishdan vaqtincha chetlatish (tekshiruv natijasi olingunicha).</w:t>
+        <w:t xml:space="preserve">o'choqda joriy va yakuniy dezinfeksiya o'tkazish;</w:t>
+      </w:r>
+    </w:p>
+    <w:p>
+      <w:pPr>
+        <w:pStyle w:val="ListParagraph"/>
+        <w:numPr>
+          <w:ilvl w:val="0"/>
+          <w:numId w:val="102"/>
+        </w:numPr>
+        <w:spacing w:after="40"/>
+      </w:pPr>
+      <w:r>
+        <w:t xml:space="preserve">muloqotda bo'lganlarni maksimal inkubatsion davr (50 kungacha) mobaynida tibbiy kuzatuvga olish;</w:t>
+      </w:r>
+    </w:p>
+    <w:p>
+      <w:pPr>
+        <w:pStyle w:val="ListParagraph"/>
+        <w:numPr>
+          <w:ilvl w:val="0"/>
+          <w:numId w:val="102"/>
+        </w:numPr>
+        <w:spacing w:after="40"/>
+      </w:pPr>
+      <w:r>
+        <w:t xml:space="preserve">ko'rsatma bo'yicha kontaktlarga shoshilinch profilaktika (vaksina/immunoglobulin);</w:t>
+      </w:r>
+    </w:p>
+    <w:p>
+      <w:pPr>
+        <w:pStyle w:val="ListParagraph"/>
+        <w:numPr>
+          <w:ilvl w:val="0"/>
+          <w:numId w:val="102"/>
+        </w:numPr>
+        <w:spacing w:after="40"/>
+      </w:pPr>
+      <w:r>
+        <w:t xml:space="preserve">suv va oziq-ovqat manbalarini nazorat qilish va zararsizlantirish.</w:t>
       </w:r>
     </w:p>
     <w:p>
@@ -127,7 +229,7 @@
         <w:jc w:val="both"/>
       </w:pPr>
       <w:r>
-        <w:t xml:space="preserve">Agar muloqotdagilar orasida qo'zg'atuvchi tashuvchi aniqlansa, u hisobga olinadi, davolanadi va keyinchalik ham uzoq muddat nazoratda bo'ladi, chunki surunkali tashuvchilik yangi o'choqlar manbai bo'lishi mumkin [1][2]. Ich terlamaning muhim xususiyati — surunkali bakteriotashuvchilikning mavjudligi: ba'zi shaxslar qo'zg'atuvchini (ko'pincha o't pufagida) uzoq, ba'zan umrbod ajratib turadi. Shu bois muloqotdagilarni tekshirishdan asosiy maqsad — yangi bemorlarni emas, balki shunday yashirin tashuvchilarni aniqlashdir, chunki aynan ular aniqlanmay qolsa, kelajakda yangi epidemiyalar manbai bo'ladi.</w:t>
+        <w:t xml:space="preserve">Suv yoki oziq-ovqat bilan bog'liq o'choqlarda manbani zudlik bilan aniqlash va nazorat qilish birinchi o'ringa chiqadi [1]. O'choq davomiyligi maksimal inkubatsion davrga (50 kungacha) asoslanadi, bu VGA ning nisbatan uzun inkubatsion davri tufayli kuzatuv muddatini uzaytiradi. Bolalar muassasalaridagi o'choqlarda sanitariya rejimini kuchaytirish va yangi bolalar qabulini vaqtincha cheklash ham ko'zda tutiladi. O'choqda tezkor va to'liq chora ko'rish infeksiyaning yanada tarqalishining oldini oladi.</w:t>
       </w:r>
     </w:p>
     <w:p>
@@ -136,7 +238,7 @@
         <w:spacing w:after="80" w:before="160"/>
       </w:pPr>
       <w:r>
-        <w:t xml:space="preserve">Kuzatuv muddati va mazmuni</w:t>
+        <w:t xml:space="preserve">Xulosa</w:t>
       </w:r>
     </w:p>
     <w:p>
@@ -145,61 +247,7 @@
         <w:jc w:val="both"/>
       </w:pPr>
       <w:r>
-        <w:t xml:space="preserve">Muloqotda bo'lganlar o'choq davomiyligiga mos — bir maksimal inkubatsion davr mobaynida kuzatiladi. Kuzatuv davomida ularning sog'lig'i, harorati va klinik belgilari nazorat qilinadi; agar kasallik belgilari paydo bo'lsa, shaxs ajratiladi va to'liq tekshiruvdan o'tkaziladi. Dekretlangan kontingentga (oziq-ovqat tayyorlash, suv ta'minoti, bolalar muassasalari xodimlari) mansub shaxslar bakteriologik tekshiruv salbiy natija bergunicha o'z ishiga qo'yilmaydi, chunki ular zararlangan taqdirda, oziq-ovqat yoki suv orqali ko'p sonli kasallanishga sabab bo'lishi mumkin [1]. Kuzatuv davomida muloqotdagilarga kasallikning dastlabki belgilari (isitma, bosh og'rig'i, holsizlik) to'g'risida ma'lumot beriladi va ular shu belgilar paydo bo'lganda darhol tibbiyot muassasasiga murojaat qilishlari uqtiriladi; bu bemorlarni erta aniqlash va ajratish imkonini beradi.</w:t>
-      </w:r>
-    </w:p>
-    <w:p>
-      <w:pPr>
-        <w:pStyle w:val="Heading2"/>
-        <w:spacing w:after="80" w:before="160"/>
-      </w:pPr>
-      <w:r>
-        <w:t xml:space="preserve">O'choqdagi boshqa tadbirlar bilan bog'liqlik</w:t>
-      </w:r>
-    </w:p>
-    <w:p>
-      <w:pPr>
-        <w:spacing w:after="120"/>
-        <w:jc w:val="both"/>
-      </w:pPr>
-      <w:r>
-        <w:t xml:space="preserve">Muloqotdagilarga qaratilgan choralar o'choqdagi boshqa tadbirlar bilan birgalikda amalga oshiriladi. Bemor majburiy kasalxonaga yotqiziladi va bakteriologik nazorat ostida chiqariladi; o'choqda joriy va yakuniy dezinfeksiya o'tkaziladi; suv va oziq-ovqat manbalari nazorat qilinadi. Agar o'choq umumiy suv manbai bilan bog'liq bo'lsa, unda shu manbadan foydalanadigan barcha aholi potensial muloqotda bo'lganlar sifatida qaraladi va suv manbasi zudlik bilan zararsizlantiriladi. Shu tariqa muloqotdagilar bilan ishlash manba va yuqish yo'liga qaratilgan choralar bilan uzviy bog'lanadi [1]. Muloqotdagilarga qaratilgan tadbirlar epidemik jarayonning uchta bo'g'iniga ham ta'sir qiladi: tashuvchilarni aniqlash orqali manbaga, dezinfeksiya va suv nazorati orqali yuqish mexanizmiga, shoshilinch profilaktika (bakteriofag) orqali esa qabul qiluvchan organizmga. Shu bois ular o'choqni to'liq bartaraf etishning ajralmas qismidir.</w:t>
-      </w:r>
-    </w:p>
-    <w:p>
-      <w:pPr>
-        <w:pStyle w:val="Heading2"/>
-        <w:spacing w:after="80" w:before="160"/>
-      </w:pPr>
-      <w:r>
-        <w:t xml:space="preserve">Rejalashtirish tamoyillari</w:t>
-      </w:r>
-    </w:p>
-    <w:p>
-      <w:pPr>
-        <w:spacing w:after="120"/>
-        <w:jc w:val="both"/>
-      </w:pPr>
-      <w:r>
-        <w:t xml:space="preserve">Muloqotdagilarga nisbatan tadbirlarni rejalashtirishda epidemiologik tashxis — infeksiya manbai, yuqish yo'li va xavf ostidagi shaxslar doirasini aniqlash asos qilib olinadi. Reja muloqotdagilarni aniqlash, kuzatish, tekshirish va shoshilinch profilaktikani o'z ichiga oladi; dekretlangan kontingent uchun qo'shimcha cheklovlar belgilanadi. Tadbirlar o'z vaqtida va to'liq o'tkazilishi hal qiluvchi ahamiyatga ega, chunki aniqlanmay qolgan tashuvchi yoki yengil kechgan bemor yangi o'choq manbai bo'lishi mumkin [1][2]. Muloqotdagilar bilan ishlashda hujjatlashtirish muhim: kuzatuv natijalari, tekshiruvlar va ko'rilgan choralar qayd etiladi, bu o'choqning so'nganini (bartaraf etilganini) asoslash va keyingi tahlil uchun zarur. Shuningdek, muloqotdagilar o'rtasida sanitariya-targ'ibot ishlari olib borilib, shaxsiy gigiyena va infeksiyaning oldini olish qoidalari tushuntiriladi.</w:t>
-      </w:r>
-    </w:p>
-    <w:p>
-      <w:pPr>
-        <w:pStyle w:val="Heading2"/>
-        <w:spacing w:after="80" w:before="160"/>
-      </w:pPr>
-      <w:r>
-        <w:t xml:space="preserve">Xulosa</w:t>
-      </w:r>
-    </w:p>
-    <w:p>
-      <w:pPr>
-        <w:spacing w:after="120"/>
-        <w:jc w:val="both"/>
-      </w:pPr>
-      <w:r>
-        <w:t xml:space="preserve">Qorin tifi o'chog'ida bemor bilan muloqotda bo'lgan shaxslarga nisbatan tibbiy kuzatuv, bakteriologik va serologik tekshiruv, ko'rsatma bo'yicha bakteriofag bilan shoshilinch profilaktika hamda dekretlangan kontingentni vaqtincha chetlatish tadbirlari o'tkaziladi. Muloqotdagilar o'choq davomiyligiga mos — maksimal inkubatsion davr mobaynida kuzatiladi va ular orasida yashirin tashuvchilar hamda yengil kechayotgan bemorlar faol aniqlanadi. Bu choralar o'choqdagi boshqa tadbirlar (bemorni ajratish, dezinfeksiya, suv nazorati) bilan birgalikda rejalashtiriladi. O'zbekistonda bu ish SSV ning 122-sonli buyrug'i bilan tartibga solingan va u infeksiyaning yanada tarqalishining oldini olishga qaratilgan [1]. Vrach-epidemiolog uchun muloqotdagilarni to'g'ri aniqlash, kuzatish va ular orasida tashuvchilarni topa olish — ich terlama o'chog'ini to'liq bartaraf etishning va yangi epidemiyalarning oldini olishning muhim kasbiy malakasidir.</w:t>
+        <w:t xml:space="preserve">Virusli gepatit A — HAV keltirib chiqaradigan antroponoz ichak infeksiyasi bo'lib, fekal-oral mexanizm orqali suv, oziq-ovqat va maishiy yo'llar bilan yuqadi; inkubatsion davri o'rtacha 28 kun (15–50). Infeksiya manbai odam bo'lib, u sariqlikgacha bo'lgan davrda eng yuqtiruvchi hisoblanadi. Tashxis anti-HAV IgM ni aniqlashga asoslanadi. Profilaktikaning asosi sanitariya choralari bo'lib, gepatit A vaksinasi samarali maxsus himoya beradi. Epidemiyaga qarshi tadbirlar bemorni ajratish, dezinfeksiya, muloqotdagilarni kuzatish, shoshilinch profilaktika va suv-oziq-ovqat nazoratini qamrab oladi; O'zbekistonda bu ish SSV ning 177-sonli buyrug'i bilan tartibga solingan [1].</w:t>
       </w:r>
     </w:p>
     <w:p>
@@ -221,7 +269,7 @@
         <w:spacing w:after="40"/>
       </w:pPr>
       <w:r>
-        <w:t xml:space="preserve">O'zR Sog'liqni saqlash vazirligining 2015-yil 25-martdagi 122-sonli buyrug'i (ich terlama, paratif, salmonellyoz va o'tkir ichak kasalliklariga qarshi chora-tadbirlar to'g'risida).</w:t>
+        <w:t xml:space="preserve">O'zR Sog'liqni saqlash vazirligining 177-sonli buyrug'i, "Virusli gepatitlar" bo'yicha ilova (profilaktika va epidemiyaga qarshi chora-tadbirlar).</w:t>
       </w:r>
     </w:p>
     <w:p>
@@ -234,7 +282,7 @@
         <w:spacing w:after="40"/>
       </w:pPr>
       <w:r>
-        <w:t xml:space="preserve">Centers for Disease Control and Prevention; World Health Organization. Typhoid fever: clinical overview and prevention (chronic carriers, contact management). URL: https://www.cdc.gov/typhoid-fever/hcp/clinical-overview/index.html</w:t>
+        <w:t xml:space="preserve">Centers for Disease Control and Prevention. Clinical overview of Hepatitis A (incubation ~28 days, range 15–50); Pinkbook: Hepatitis A. URL: https://www.cdc.gov/hepatitis-a/hcp/clinical-overview/index.html</w:t>
       </w:r>
     </w:p>
     <w:sectPr>
@@ -440,6 +488,18 @@
       <w:lvlJc w:val="left"/>
       <w:pPr>
         <w:ind w:left="576" w:hanging="316"/>
+      </w:pPr>
+    </w:lvl>
+  </w:abstractNum>
+  <w:abstractNum w:abstractNumId="90">
+    <w:multiLevelType w:val="hybridMultilevel"/>
+    <w:lvl w:ilvl="0">
+      <w:start w:val="1"/>
+      <w:numFmt w:val="decimal"/>
+      <w:lvlText w:val="%1)"/>
+      <w:lvlJc w:val="left"/>
+      <w:pPr>
+        <w:ind w:left="851" w:hanging="425"/>
       </w:pPr>
     </w:lvl>
   </w:abstractNum>
@@ -457,6 +517,18 @@
   </w:num>
   <w:num w:numId="3">
     <w:abstractNumId w:val="4"/>
+    <w:lvlOverride w:ilvl="0">
+      <w:startOverride w:val="1"/>
+    </w:lvlOverride>
+  </w:num>
+  <w:num w:numId="101">
+    <w:abstractNumId w:val="90"/>
+    <w:lvlOverride w:ilvl="0">
+      <w:startOverride w:val="1"/>
+    </w:lvlOverride>
+  </w:num>
+  <w:num w:numId="102">
+    <w:abstractNumId w:val="90"/>
     <w:lvlOverride w:ilvl="0">
       <w:startOverride w:val="1"/>
     </w:lvlOverride>

--- a/javoblar/047.docx
+++ b/javoblar/047.docx
@@ -5,54 +5,94 @@
     <w:p>
       <w:pPr>
         <w:pStyle w:val="Heading1"/>
-        <w:spacing w:after="200"/>
-      </w:pPr>
-      <w:r>
+        <w:spacing w:after="240"/>
+        <w:jc w:val="center"/>
+      </w:pPr>
+      <w:r>
+        <w:rPr>
+          <w:rFonts w:ascii="Times New Roman" w:cs="Times New Roman" w:eastAsia="Times New Roman" w:hAnsi="Times New Roman"/>
+          <w:b/>
+          <w:bCs/>
+          <w:sz w:val="28"/>
+          <w:szCs w:val="28"/>
+        </w:rPr>
         <w:t xml:space="preserve">47. Virusli gepatit A profilaktikasi. Epidemiyaga qarshi chora-tadbirlarni rejalashtirish</w:t>
       </w:r>
     </w:p>
     <w:p>
       <w:pPr>
-        <w:spacing w:after="120"/>
-        <w:jc w:val="both"/>
-      </w:pPr>
-      <w:r>
-        <w:t xml:space="preserve">Virusli gepatit A (VGA) — gepatit A virusi (HAV) keltirib chiqaradigan o'tkir antroponoz ichak infeksiyasi bo'lib, u jigar zararlanishi, sariqlik va intoksikatsiya bilan kechadi. Kasallik fekal-oral mexanizm orqali yuqadi va boshqa ichak infeksiyalari bilan bir qatorda keng tarqalgan, ayniqsa sanitariya sharoiti past hududlarda. O'zbekistonda virusli gepatitlar profilaktikasi SSV ning 177-sonli buyrug'i va unga tegishli ilovalar bilan tartibga solingan [1]. VGA odatda o'z-o'zidan cheklanadigan, yengil kechadigan kasallik bo'lib, surunkali shaklga o'tmaydi va surunkali tashuvchilik ham shakllanmaydi, biroq kattalar hamda jigar kasalligi bo'lgan shaxslarda og'ir, ba'zan fulminant (o'ta og'ir) kechishi mumkin [2].</w:t>
+        <w:spacing w:after="120" w:line="276"/>
+        <w:ind w:firstLine="567"/>
+        <w:jc w:val="both"/>
+      </w:pPr>
+      <w:r>
+        <w:rPr>
+          <w:rFonts w:ascii="Times New Roman" w:cs="Times New Roman" w:eastAsia="Times New Roman" w:hAnsi="Times New Roman"/>
+          <w:sz w:val="28"/>
+          <w:szCs w:val="28"/>
+        </w:rPr>
+        <w:t xml:space="preserve">Virusli gepatit A (VGA) — gepatit A virusi (HAV) keltirib chiqaradigan o'tkir antroponoz ichak infeksiyasi bo'lib, u jigar zararlanishi, sariqlik va intoksikatsiya bilan kechadi. Kasallik fekal-oral mexanizm orqali yuqadi va boshqa ichak infeksiyalari bilan bir qatorda keng tarqalgan, ayniqsa sanitariya sharoiti past hududlarda. Virusli gepatitlar markerlarini laboratoriya tekshirish tartibi SSV ning 2015-yil 1-maydagi 177-sonli buyrug'iga 8-ilovada berilgan [1]. VGA odatda o'z-o'zidan cheklanadigan, yengil kechadigan kasallik bo'lib, surunkali shaklga o'tmaydi va surunkali tashuvchilik ham shakllanmaydi, biroq kattalar hamda jigar kasalligi bo'lgan shaxslarda og'ir, ba'zan fulminant (o'ta og'ir) kechishi mumkin [2].</w:t>
       </w:r>
     </w:p>
     <w:p>
       <w:pPr>
         <w:pStyle w:val="Heading2"/>
-        <w:spacing w:after="80" w:before="160"/>
-      </w:pPr>
-      <w:r>
+        <w:spacing w:after="100" w:before="200"/>
+      </w:pPr>
+      <w:r>
+        <w:rPr>
+          <w:rFonts w:ascii="Times New Roman" w:cs="Times New Roman" w:eastAsia="Times New Roman" w:hAnsi="Times New Roman"/>
+          <w:b/>
+          <w:bCs/>
+          <w:sz w:val="28"/>
+          <w:szCs w:val="28"/>
+        </w:rPr>
         <w:t xml:space="preserve">Etiologiya va infeksiya manbai</w:t>
       </w:r>
     </w:p>
     <w:p>
       <w:pPr>
-        <w:spacing w:after="120"/>
-        <w:jc w:val="both"/>
-      </w:pPr>
-      <w:r>
-        <w:t xml:space="preserve">Qo'zg'atuvchi — gepatit A virusi, RNK saqlovchi virus bo'lib, u tashqi muhitga chidamli va suvda uzoq saqlanadi. VGA antroponoz hisoblanadi: infeksiya manbai faqat odam — kasal yoki yashirin (asemptomatik) infeksiya o'tkazayotgan shaxsdir. Virus najas orqali yuqori konsentratsiyada ajralib chiqadi va CDC ma'lumotiga ko'ra, bemor qo'zg'atuvchini klinik belgilar paydo bo'lishidan 2–3 hafta oldin va sariqlik boshlangandan keyin taxminan bir hafta davomida ajratadi [2]. Aynan sariqlikgacha bo'lgan, belgisiz davrda bemor eng yuqori darajada yuqtiruvchi bo'lgani uchun infeksiyani nazorat qilish qiyinlashadi; bu VGA epidemiologiyasining muhim xususiyatidir. Virusning tashqi muhitga, jumladan suvga chidamliligi uning suv va oziq-ovqat orqali keng tarqalishini ta'minlaydi; HAV odatdagi dezinfeksiya rejimlariga boshqa ko'plab viruslardan ko'ra chidamliroqdir. Shu bois suvni sifatli zararsizlantirish, kanalizatsiya tizimini tartibga solish va oziq-ovqat xavfsizligi VGA profilaktikasida hal qiluvchi ahamiyatga ega.</w:t>
+        <w:spacing w:after="120" w:line="276"/>
+        <w:ind w:firstLine="567"/>
+        <w:jc w:val="both"/>
+      </w:pPr>
+      <w:r>
+        <w:rPr>
+          <w:rFonts w:ascii="Times New Roman" w:cs="Times New Roman" w:eastAsia="Times New Roman" w:hAnsi="Times New Roman"/>
+          <w:sz w:val="28"/>
+          <w:szCs w:val="28"/>
+        </w:rPr>
+        <w:t xml:space="preserve">Qo'zg'atuvchi — gepatit A virusi, RNK saqlovchi virus bo'lib, u tashqi muhitga chidamli va suvda uzoq saqlanadi. VGA antroponoz hisoblanadi: infeksiya manbai faqat odam — kasal yoki yashirin (asemptomatik) infeksiya o'tkazayotgan shaxsdir. Aynan sariqlikgacha bo'lgan, belgisiz davrda bemor eng yuqori darajada yuqtiruvchi bo'lgani uchun infeksiyani nazorat qilish qiyinlashadi; bu VGA epidemiologiyasining muhim xususiyatidir. Virusning tashqi muhitga, jumladan suvga chidamliligi uning suv va oziq-ovqat orqali keng tarqalishini ta'minlaydi; HAV odatdagi dezinfeksiya rejimlariga boshqa ko'plab viruslardan ko'ra chidamliroqdir. Shu bois suvni sifatli zararsizlantirish, kanalizatsiya tizimini tartibga solish va oziq-ovqat xavfsizligi VGA profilaktikasida hal qiluvchi ahamiyatga ega.</w:t>
       </w:r>
     </w:p>
     <w:p>
       <w:pPr>
         <w:pStyle w:val="Heading2"/>
-        <w:spacing w:after="80" w:before="160"/>
-      </w:pPr>
-      <w:r>
+        <w:spacing w:after="100" w:before="200"/>
+      </w:pPr>
+      <w:r>
+        <w:rPr>
+          <w:rFonts w:ascii="Times New Roman" w:cs="Times New Roman" w:eastAsia="Times New Roman" w:hAnsi="Times New Roman"/>
+          <w:b/>
+          <w:bCs/>
+          <w:sz w:val="28"/>
+          <w:szCs w:val="28"/>
+        </w:rPr>
         <w:t xml:space="preserve">Yuqish yo'llari va inkubatsion davr</w:t>
       </w:r>
     </w:p>
     <w:p>
       <w:pPr>
-        <w:spacing w:after="120"/>
-        <w:jc w:val="both"/>
-      </w:pPr>
-      <w:r>
+        <w:spacing w:after="120" w:line="276"/>
+        <w:ind w:firstLine="567"/>
+        <w:jc w:val="both"/>
+      </w:pPr>
+      <w:r>
+        <w:rPr>
+          <w:rFonts w:ascii="Times New Roman" w:cs="Times New Roman" w:eastAsia="Times New Roman" w:hAnsi="Times New Roman"/>
+          <w:sz w:val="28"/>
+          <w:szCs w:val="28"/>
+        </w:rPr>
         <w:t xml:space="preserve">VGA fekal-oral mexanizm orqali, HAV bilan ifloslangan suv yoki oziq-ovqat iste'mol qilish hamda kasal odam bilan bevosita kontakt orqali yuqadi [2]. Asosiy yuqish yo'llari:</w:t>
       </w:r>
     </w:p>
@@ -61,11 +101,17 @@
         <w:pStyle w:val="ListParagraph"/>
         <w:numPr>
           <w:ilvl w:val="0"/>
-          <w:numId w:val="101"/>
+          <w:numId w:val="2"/>
         </w:numPr>
-        <w:spacing w:after="40"/>
-      </w:pPr>
-      <w:r>
+        <w:spacing w:after="60" w:line="276"/>
+        <w:jc w:val="both"/>
+      </w:pPr>
+      <w:r>
+        <w:rPr>
+          <w:rFonts w:ascii="Times New Roman" w:cs="Times New Roman" w:eastAsia="Times New Roman" w:hAnsi="Times New Roman"/>
+          <w:sz w:val="28"/>
+          <w:szCs w:val="28"/>
+        </w:rPr>
         <w:t xml:space="preserve">suv yo'li — ifloslangan ichimlik suvi orqali (ko'p sonli holatlar bilan kechadigan epidemiyalar);</w:t>
       </w:r>
     </w:p>
@@ -74,11 +120,17 @@
         <w:pStyle w:val="ListParagraph"/>
         <w:numPr>
           <w:ilvl w:val="0"/>
-          <w:numId w:val="101"/>
+          <w:numId w:val="2"/>
         </w:numPr>
-        <w:spacing w:after="40"/>
-      </w:pPr>
-      <w:r>
+        <w:spacing w:after="60" w:line="276"/>
+        <w:jc w:val="both"/>
+      </w:pPr>
+      <w:r>
+        <w:rPr>
+          <w:rFonts w:ascii="Times New Roman" w:cs="Times New Roman" w:eastAsia="Times New Roman" w:hAnsi="Times New Roman"/>
+          <w:sz w:val="28"/>
+          <w:szCs w:val="28"/>
+        </w:rPr>
         <w:t xml:space="preserve">oziq-ovqat yo'li — ifloslangan mahsulotlar, ayniqsa yuvilmagan meva-sabzavot, dengiz mahsulotlari orqali;</w:t>
       </w:r>
     </w:p>
@@ -87,176 +139,126 @@
         <w:pStyle w:val="ListParagraph"/>
         <w:numPr>
           <w:ilvl w:val="0"/>
-          <w:numId w:val="101"/>
+          <w:numId w:val="2"/>
         </w:numPr>
-        <w:spacing w:after="40"/>
-      </w:pPr>
-      <w:r>
+        <w:spacing w:after="60" w:line="276"/>
+        <w:jc w:val="both"/>
+      </w:pPr>
+      <w:r>
+        <w:rPr>
+          <w:rFonts w:ascii="Times New Roman" w:cs="Times New Roman" w:eastAsia="Times New Roman" w:hAnsi="Times New Roman"/>
+          <w:sz w:val="28"/>
+          <w:szCs w:val="28"/>
+        </w:rPr>
         <w:t xml:space="preserve">maishiy-kontakt yo'li — iflos qo'llar va buyumlar orqali, oilalar va bolalar jamoalarida.</w:t>
       </w:r>
     </w:p>
     <w:p>
       <w:pPr>
-        <w:spacing w:after="120"/>
-        <w:jc w:val="both"/>
-      </w:pPr>
-      <w:r>
-        <w:t xml:space="preserve">CDC ma'lumotiga ko'ra, inkubatsion davr o'rtacha 28 kunni tashkil etadi (15–50 kun oralig'ida) [2]. Kasallanish yozgi-kuzgi mavsumiylikka ega va asosan bolalar hamda yoshlar orasida uchraydi; bolalarda kasallik ko'pincha yengil yoki belgisiz kechadi, kattalarda esa og'irroq va uzoqroq kechishi mumkin. Yashirin, belgisiz kechadigan bolalar epidemiologik jihatdan muhim, chunki ular infeksiyani faol tarqatadi, biroq aniqlanmay qoladi. Shu bois sanitariya sharoiti yaxshilanib, bolalikdagi tabiiy zararlanish kamaygan hududlarda kasallanish kattaroq yoshga siljiydi va og'irroq kechishi mumkin.</w:t>
+        <w:spacing w:after="120" w:line="276"/>
+        <w:ind w:firstLine="567"/>
+        <w:jc w:val="both"/>
+      </w:pPr>
+      <w:r>
+        <w:rPr>
+          <w:rFonts w:ascii="Times New Roman" w:cs="Times New Roman" w:eastAsia="Times New Roman" w:hAnsi="Times New Roman"/>
+          <w:sz w:val="28"/>
+          <w:szCs w:val="28"/>
+        </w:rPr>
+        <w:t xml:space="preserve">JSST ma'lumotiga ko'ra, inkubatsion davr odatda 14–28 kun [2]. Kasallanish yozgi-kuzgi mavsumiylikka ega va asosan bolalar hamda yoshlar orasida uchraydi; bolalarda kasallik ko'pincha yengil yoki belgisiz kechadi, kattalarda esa og'irroq va uzoqroq kechishi mumkin. Yashirin, belgisiz kechadigan bolalar epidemiologik jihatdan muhim, chunki ular infeksiyani faol tarqatadi, biroq aniqlanmay qoladi. Shu bois sanitariya sharoiti yaxshilanib, bolalikdagi tabiiy zararlanish kamaygan hududlarda kasallanish kattaroq yoshga siljiydi va og'irroq kechishi mumkin.</w:t>
       </w:r>
     </w:p>
     <w:p>
       <w:pPr>
         <w:pStyle w:val="Heading2"/>
-        <w:spacing w:after="80" w:before="160"/>
-      </w:pPr>
-      <w:r>
+        <w:spacing w:after="100" w:before="200"/>
+      </w:pPr>
+      <w:r>
+        <w:rPr>
+          <w:rFonts w:ascii="Times New Roman" w:cs="Times New Roman" w:eastAsia="Times New Roman" w:hAnsi="Times New Roman"/>
+          <w:b/>
+          <w:bCs/>
+          <w:sz w:val="28"/>
+          <w:szCs w:val="28"/>
+        </w:rPr>
         <w:t xml:space="preserve">Tashxis</w:t>
       </w:r>
     </w:p>
     <w:p>
       <w:pPr>
-        <w:spacing w:after="120"/>
-        <w:jc w:val="both"/>
-      </w:pPr>
-      <w:r>
-        <w:t xml:space="preserve">VGAga tashxis klinik, epidemiologik va laboratoriya ma'lumotlari asosida qo'yiladi. Laboratoriya tashxisining asosiy usuli — qon zardobida gepatit A virusiga qarshi IgM sinfidagi antitelolarni (anti-HAV IgM) aniqlashdir; bu antitelolar belgilar paydo bo'lishidan oldin aniqlanib, bir necha oy davomida saqlanadi va o'tkir infeksiyani tasdiqlaydi [2]. Anti-HAV IgG esa o'tkazilgan infeksiya yoki emlash natijasida hosil bo'lgan immunitetni ko'rsatadi va u umrbod saqlanadi, qayta kasallanishdan himoya qiladi. Molekulyar usul (PZR) qo'zg'atuvchini aniqlash va shtammlarni taqqoslashda ham qo'llaniladi. Simptomatik VGA boshqa o'tkir virusli gepatitlardan (masalan, gepatit B yoki E dan) klinik jihatdan farqlanmaydi, shu bois tashxisni aniqlash va to'g'ri epidemiologik choralarni belgilash uchun laboratoriya tasdig'i zarur [2]. Tashxisning tezkorligi o'choqda tadbirlarni o'z vaqtida boshlash imkonini beradi.</w:t>
+        <w:spacing w:after="120" w:line="276"/>
+        <w:ind w:firstLine="567"/>
+        <w:jc w:val="both"/>
+      </w:pPr>
+      <w:r>
+        <w:rPr>
+          <w:rFonts w:ascii="Times New Roman" w:cs="Times New Roman" w:eastAsia="Times New Roman" w:hAnsi="Times New Roman"/>
+          <w:sz w:val="28"/>
+          <w:szCs w:val="28"/>
+        </w:rPr>
+        <w:t xml:space="preserve">VGAga tashxis klinik, epidemiologik va laboratoriya ma'lumotlari asosida qo'yiladi. Anti-HAV IgG esa o'tkazilgan infeksiya yoki emlash natijasida hosil bo'lgan immunitetni ko'rsatadi va u umrbod saqlanadi, qayta kasallanishdan himoya qiladi. Molekulyar usul (PZR) qo'zg'atuvchini aniqlash va shtammlarni taqqoslashda ham qo'llaniladi. Tashxisning tezkorligi o'choqda tadbirlarni o'z vaqtida boshlash imkonini beradi.</w:t>
       </w:r>
     </w:p>
     <w:p>
       <w:pPr>
         <w:pStyle w:val="Heading2"/>
-        <w:spacing w:after="80" w:before="160"/>
-      </w:pPr>
-      <w:r>
+        <w:spacing w:after="100" w:before="200"/>
+      </w:pPr>
+      <w:r>
+        <w:rPr>
+          <w:rFonts w:ascii="Times New Roman" w:cs="Times New Roman" w:eastAsia="Times New Roman" w:hAnsi="Times New Roman"/>
+          <w:b/>
+          <w:bCs/>
+          <w:sz w:val="28"/>
+          <w:szCs w:val="28"/>
+        </w:rPr>
         <w:t xml:space="preserve">Profilaktika</w:t>
       </w:r>
     </w:p>
     <w:p>
       <w:pPr>
-        <w:spacing w:after="120"/>
-        <w:jc w:val="both"/>
-      </w:pPr>
-      <w:r>
-        <w:t xml:space="preserve">VGA profilaktikasi sanitariya-gigiyenik va maxsus choralardan iborat. Sanitariya choralari yuqish yo'llarini uzishga qaratilgan: xavfsiz suv ta'minoti, kanalizatsiya, oziq-ovqat xavfsizligi va shaxsiy gigiyena. Maxsus profilaktika — gepatit A ga qarshi samarali vaksina bo'lib, CDC ta'kidlaganidek, mos aholi guruhlarini keng emlash kasallanishni sezilarli pasaytirishi, virus tarqalishini to'xtatishi va pirovardida infeksiyani eliminatsiya qilishi mumkin [2]. Shoshilinch profilaktikada infeksiya manbai bilan kontaktda bo'lganlarga, ko'rsatma bo'yicha, kasallik rivojlanishining oldini olish uchun vaksina yoki immunoglobulin qo'llanilishi mumkin. Dekretlangan kontingent nazorati ham muhim profilaktik yo'nalishdir. VGA epidemiologiyasi poliomielit epidemiologiyasiga o'xshashligi bilan ajralib turadi: ikkalasi ham fekal-oral yo'l bilan tarqaladi va ikkalasiga ham samarali vaksina mavjud; shu bois keng emlash orqali VGA ni ham nazorat ostiga olish va eliminatsiya qilish mumkin [2]. Ko'plab mamlakatlarda gepatit A vaksinasi bolalar emlash dasturiga kiritilgan va bu kasallanishning keskin pasayishiga olib kelgan.</w:t>
+        <w:spacing w:after="120" w:line="276"/>
+        <w:ind w:firstLine="567"/>
+        <w:jc w:val="both"/>
+      </w:pPr>
+      <w:r>
+        <w:rPr>
+          <w:rFonts w:ascii="Times New Roman" w:cs="Times New Roman" w:eastAsia="Times New Roman" w:hAnsi="Times New Roman"/>
+          <w:sz w:val="28"/>
+          <w:szCs w:val="28"/>
+        </w:rPr>
+        <w:t xml:space="preserve">VGA profilaktikasi sanitariya-gigiyenik va maxsus choralardan iborat. Sanitariya choralari yuqish yo'llarini uzishga qaratilgan: xavfsiz suv ta'minoti, kanalizatsiya, oziq-ovqat xavfsizligi va shaxsiy gigiyena. Maxsus profilaktika — gepatit A ga qarshi xavfsiz va samarali vaksina mavjud, xavf xavfsiz suv, sanitariya va qo'l gigiyenasi yetishmasligi bilan bog'liq [2]. Shoshilinch profilaktikada infeksiya manbai bilan kontaktda bo'lganlarga, ko'rsatma bo'yicha, kasallik rivojlanishining oldini olish uchun vaksina yoki immunoglobulin qo'llanilishi mumkin. Dekretlangan kontingent nazorati ham muhim profilaktik yo'nalishdir. Ko'plab mamlakatlarda gepatit A vaksinasi bolalar emlash dasturiga kiritilgan va bu kasallanishning keskin pasayishiga olib kelgan.</w:t>
       </w:r>
     </w:p>
     <w:p>
       <w:pPr>
         <w:pStyle w:val="Heading2"/>
-        <w:spacing w:after="80" w:before="160"/>
-      </w:pPr>
-      <w:r>
+        <w:spacing w:after="100" w:before="200"/>
+      </w:pPr>
+      <w:r>
+        <w:rPr>
+          <w:rFonts w:ascii="Times New Roman" w:cs="Times New Roman" w:eastAsia="Times New Roman" w:hAnsi="Times New Roman"/>
+          <w:b/>
+          <w:bCs/>
+          <w:sz w:val="28"/>
+          <w:szCs w:val="28"/>
+        </w:rPr>
         <w:t xml:space="preserve">Epidemiyaga qarshi chora-tadbirlarni rejalashtirish</w:t>
       </w:r>
     </w:p>
     <w:p>
       <w:pPr>
-        <w:spacing w:after="120"/>
-        <w:jc w:val="both"/>
-      </w:pPr>
-      <w:r>
+        <w:spacing w:after="120" w:line="276"/>
+        <w:ind w:firstLine="567"/>
+        <w:jc w:val="both"/>
+      </w:pPr>
+      <w:r>
+        <w:rPr>
+          <w:rFonts w:ascii="Times New Roman" w:cs="Times New Roman" w:eastAsia="Times New Roman" w:hAnsi="Times New Roman"/>
+          <w:sz w:val="28"/>
+          <w:szCs w:val="28"/>
+        </w:rPr>
         <w:t xml:space="preserve">VGA o'chog'ida chora-tadbirlar epidemiologik tekshiruv asosida rejalashtiriladi va quyidagilarni qamrab oladi:</w:t>
-      </w:r>
-    </w:p>
-    <w:p>
-      <w:pPr>
-        <w:pStyle w:val="ListParagraph"/>
-        <w:numPr>
-          <w:ilvl w:val="0"/>
-          <w:numId w:val="102"/>
-        </w:numPr>
-        <w:spacing w:after="40"/>
-      </w:pPr>
-      <w:r>
-        <w:t xml:space="preserve">bemorni aniqlash, ro'yxatga olish va ajratish (kasalxonaga yotqizish yoki uyda izolyatsiya);</w:t>
-      </w:r>
-    </w:p>
-    <w:p>
-      <w:pPr>
-        <w:pStyle w:val="ListParagraph"/>
-        <w:numPr>
-          <w:ilvl w:val="0"/>
-          <w:numId w:val="102"/>
-        </w:numPr>
-        <w:spacing w:after="40"/>
-      </w:pPr>
-      <w:r>
-        <w:t xml:space="preserve">o'choqda joriy va yakuniy dezinfeksiya o'tkazish;</w:t>
-      </w:r>
-    </w:p>
-    <w:p>
-      <w:pPr>
-        <w:pStyle w:val="ListParagraph"/>
-        <w:numPr>
-          <w:ilvl w:val="0"/>
-          <w:numId w:val="102"/>
-        </w:numPr>
-        <w:spacing w:after="40"/>
-      </w:pPr>
-      <w:r>
-        <w:t xml:space="preserve">muloqotda bo'lganlarni maksimal inkubatsion davr (50 kungacha) mobaynida tibbiy kuzatuvga olish;</w:t>
-      </w:r>
-    </w:p>
-    <w:p>
-      <w:pPr>
-        <w:pStyle w:val="ListParagraph"/>
-        <w:numPr>
-          <w:ilvl w:val="0"/>
-          <w:numId w:val="102"/>
-        </w:numPr>
-        <w:spacing w:after="40"/>
-      </w:pPr>
-      <w:r>
-        <w:t xml:space="preserve">ko'rsatma bo'yicha kontaktlarga shoshilinch profilaktika (vaksina/immunoglobulin);</w:t>
-      </w:r>
-    </w:p>
-    <w:p>
-      <w:pPr>
-        <w:pStyle w:val="ListParagraph"/>
-        <w:numPr>
-          <w:ilvl w:val="0"/>
-          <w:numId w:val="102"/>
-        </w:numPr>
-        <w:spacing w:after="40"/>
-      </w:pPr>
-      <w:r>
-        <w:t xml:space="preserve">suv va oziq-ovqat manbalarini nazorat qilish va zararsizlantirish.</w:t>
-      </w:r>
-    </w:p>
-    <w:p>
-      <w:pPr>
-        <w:spacing w:after="120"/>
-        <w:jc w:val="both"/>
-      </w:pPr>
-      <w:r>
-        <w:t xml:space="preserve">Suv yoki oziq-ovqat bilan bog'liq o'choqlarda manbani zudlik bilan aniqlash va nazorat qilish birinchi o'ringa chiqadi [1]. O'choq davomiyligi maksimal inkubatsion davrga (50 kungacha) asoslanadi, bu VGA ning nisbatan uzun inkubatsion davri tufayli kuzatuv muddatini uzaytiradi. Bolalar muassasalaridagi o'choqlarda sanitariya rejimini kuchaytirish va yangi bolalar qabulini vaqtincha cheklash ham ko'zda tutiladi. O'choqda tezkor va to'liq chora ko'rish infeksiyaning yanada tarqalishining oldini oladi.</w:t>
-      </w:r>
-    </w:p>
-    <w:p>
-      <w:pPr>
-        <w:pStyle w:val="Heading2"/>
-        <w:spacing w:after="80" w:before="160"/>
-      </w:pPr>
-      <w:r>
-        <w:t xml:space="preserve">Xulosa</w:t>
-      </w:r>
-    </w:p>
-    <w:p>
-      <w:pPr>
-        <w:spacing w:after="120"/>
-        <w:jc w:val="both"/>
-      </w:pPr>
-      <w:r>
-        <w:t xml:space="preserve">Virusli gepatit A — HAV keltirib chiqaradigan antroponoz ichak infeksiyasi bo'lib, fekal-oral mexanizm orqali suv, oziq-ovqat va maishiy yo'llar bilan yuqadi; inkubatsion davri o'rtacha 28 kun (15–50). Infeksiya manbai odam bo'lib, u sariqlikgacha bo'lgan davrda eng yuqtiruvchi hisoblanadi. Tashxis anti-HAV IgM ni aniqlashga asoslanadi. Profilaktikaning asosi sanitariya choralari bo'lib, gepatit A vaksinasi samarali maxsus himoya beradi. Epidemiyaga qarshi tadbirlar bemorni ajratish, dezinfeksiya, muloqotdagilarni kuzatish, shoshilinch profilaktika va suv-oziq-ovqat nazoratini qamrab oladi; O'zbekistonda bu ish SSV ning 177-sonli buyrug'i bilan tartibga solingan [1].</w:t>
-      </w:r>
-    </w:p>
-    <w:p>
-      <w:pPr>
-        <w:pStyle w:val="Heading2"/>
-        <w:spacing w:after="80" w:before="220"/>
-      </w:pPr>
-      <w:r>
-        <w:t xml:space="preserve">Foydalanilgan adabiyotlar</w:t>
       </w:r>
     </w:p>
     <w:p>
@@ -266,10 +268,16 @@
           <w:ilvl w:val="0"/>
           <w:numId w:val="3"/>
         </w:numPr>
-        <w:spacing w:after="40"/>
-      </w:pPr>
-      <w:r>
-        <w:t xml:space="preserve">O'zR Sog'liqni saqlash vazirligining 177-sonli buyrug'i, "Virusli gepatitlar" bo'yicha ilova (profilaktika va epidemiyaga qarshi chora-tadbirlar).</w:t>
+        <w:spacing w:after="60" w:line="276"/>
+        <w:jc w:val="both"/>
+      </w:pPr>
+      <w:r>
+        <w:rPr>
+          <w:rFonts w:ascii="Times New Roman" w:cs="Times New Roman" w:eastAsia="Times New Roman" w:hAnsi="Times New Roman"/>
+          <w:sz w:val="28"/>
+          <w:szCs w:val="28"/>
+        </w:rPr>
+        <w:t xml:space="preserve">bemorni aniqlash, ro'yxatga olish va ajratish (kasalxonaga yotqizish yoki uyda izolyatsiya);</w:t>
       </w:r>
     </w:p>
     <w:p>
@@ -279,15 +287,279 @@
           <w:ilvl w:val="0"/>
           <w:numId w:val="3"/>
         </w:numPr>
-        <w:spacing w:after="40"/>
-      </w:pPr>
-      <w:r>
-        <w:t xml:space="preserve">Centers for Disease Control and Prevention. Clinical overview of Hepatitis A (incubation ~28 days, range 15–50); Pinkbook: Hepatitis A. URL: https://www.cdc.gov/hepatitis-a/hcp/clinical-overview/index.html</w:t>
+        <w:spacing w:after="60" w:line="276"/>
+        <w:jc w:val="both"/>
+      </w:pPr>
+      <w:r>
+        <w:rPr>
+          <w:rFonts w:ascii="Times New Roman" w:cs="Times New Roman" w:eastAsia="Times New Roman" w:hAnsi="Times New Roman"/>
+          <w:sz w:val="28"/>
+          <w:szCs w:val="28"/>
+        </w:rPr>
+        <w:t xml:space="preserve">o'choqda joriy va yakuniy dezinfeksiya o'tkazish;</w:t>
+      </w:r>
+    </w:p>
+    <w:p>
+      <w:pPr>
+        <w:pStyle w:val="ListParagraph"/>
+        <w:numPr>
+          <w:ilvl w:val="0"/>
+          <w:numId w:val="3"/>
+        </w:numPr>
+        <w:spacing w:after="60" w:line="276"/>
+        <w:jc w:val="both"/>
+      </w:pPr>
+      <w:r>
+        <w:rPr>
+          <w:rFonts w:ascii="Times New Roman" w:cs="Times New Roman" w:eastAsia="Times New Roman" w:hAnsi="Times New Roman"/>
+          <w:sz w:val="28"/>
+          <w:szCs w:val="28"/>
+        </w:rPr>
+        <w:t xml:space="preserve">muloqotda bo'lganlarni maksimal inkubatsion davr (50 kungacha) mobaynida tibbiy kuzatuvga olish;</w:t>
+      </w:r>
+    </w:p>
+    <w:p>
+      <w:pPr>
+        <w:pStyle w:val="ListParagraph"/>
+        <w:numPr>
+          <w:ilvl w:val="0"/>
+          <w:numId w:val="3"/>
+        </w:numPr>
+        <w:spacing w:after="60" w:line="276"/>
+        <w:jc w:val="both"/>
+      </w:pPr>
+      <w:r>
+        <w:rPr>
+          <w:rFonts w:ascii="Times New Roman" w:cs="Times New Roman" w:eastAsia="Times New Roman" w:hAnsi="Times New Roman"/>
+          <w:sz w:val="28"/>
+          <w:szCs w:val="28"/>
+        </w:rPr>
+        <w:t xml:space="preserve">ko'rsatma bo'yicha kontaktlarga shoshilinch profilaktika (vaksina/immunoglobulin);</w:t>
+      </w:r>
+    </w:p>
+    <w:p>
+      <w:pPr>
+        <w:pStyle w:val="ListParagraph"/>
+        <w:numPr>
+          <w:ilvl w:val="0"/>
+          <w:numId w:val="3"/>
+        </w:numPr>
+        <w:spacing w:after="60" w:line="276"/>
+        <w:jc w:val="both"/>
+      </w:pPr>
+      <w:r>
+        <w:rPr>
+          <w:rFonts w:ascii="Times New Roman" w:cs="Times New Roman" w:eastAsia="Times New Roman" w:hAnsi="Times New Roman"/>
+          <w:sz w:val="28"/>
+          <w:szCs w:val="28"/>
+        </w:rPr>
+        <w:t xml:space="preserve">suv va oziq-ovqat manbalarini nazorat qilish va zararsizlantirish.</w:t>
+      </w:r>
+    </w:p>
+    <w:p>
+      <w:pPr>
+        <w:spacing w:after="120" w:line="276"/>
+        <w:ind w:firstLine="567"/>
+        <w:jc w:val="both"/>
+      </w:pPr>
+      <w:r>
+        <w:rPr>
+          <w:rFonts w:ascii="Times New Roman" w:cs="Times New Roman" w:eastAsia="Times New Roman" w:hAnsi="Times New Roman"/>
+          <w:sz w:val="28"/>
+          <w:szCs w:val="28"/>
+        </w:rPr>
+        <w:t xml:space="preserve"> O'choq davomiyligi maksimal inkubatsion davrga (50 kungacha) asoslanadi, bu VGA ning nisbatan uzun inkubatsion davri tufayli kuzatuv muddatini uzaytiradi. Bolalar muassasalaridagi o'choqlarda sanitariya rejimini kuchaytirish va yangi bolalar qabulini vaqtincha cheklash ham ko'zda tutiladi. O'choqda tezkor va to'liq chora ko'rish infeksiyaning yanada tarqalishining oldini oladi.</w:t>
+      </w:r>
+    </w:p>
+    <w:p>
+      <w:pPr>
+        <w:pStyle w:val="Heading2"/>
+        <w:spacing w:after="100" w:before="200"/>
+      </w:pPr>
+      <w:r>
+        <w:rPr>
+          <w:rFonts w:ascii="Times New Roman" w:cs="Times New Roman" w:eastAsia="Times New Roman" w:hAnsi="Times New Roman"/>
+          <w:b/>
+          <w:bCs/>
+          <w:sz w:val="28"/>
+          <w:szCs w:val="28"/>
+        </w:rPr>
+        <w:t xml:space="preserve">O'zbekiston ma'lumotlari va qo'shma dastur</w:t>
+      </w:r>
+    </w:p>
+    <w:p>
+      <w:pPr>
+        <w:spacing w:after="120" w:line="276"/>
+        <w:ind w:firstLine="567"/>
+        <w:jc w:val="both"/>
+      </w:pPr>
+      <w:r>
+        <w:rPr>
+          <w:rFonts w:ascii="Times New Roman" w:cs="Times New Roman" w:eastAsia="Times New Roman" w:hAnsi="Times New Roman"/>
+          <w:sz w:val="28"/>
+          <w:szCs w:val="28"/>
+        </w:rPr>
+        <w:t xml:space="preserve">SEO va JS qo'mitasi oylik hisobotlari asosidagi 2023-yil 27-iyuldagi tahlilga ko'ra, virusli gepatit A bo'yicha o'tgan oyda 2181 holat ro'yxatga olingan, oldingi oyda 1988, o'tgan yilning shu oyida 831; eng ko'p holat Samarqand viloyatida (604) qayd etilgan, hisobot oyi esa ko'rsatilmagan [3]. 2022–2023-yillarga mo'ljallangan qo'shma chora-tadbirlar dasturida maktab va maktabgacha tashkilotlarning sanitariya-gigiyenik holatini tahlil qilish va mavjud kamchiliklarni bartaraf etish orqali bolalar o'rtasida virusli gepatit A ni kamaytirish ko'zda tutilgan [4]. Darslikka ko'ra, ich terlama va virusli gepatit A bilan kasallanish darajasi suvni zararsizlantirish sifatiga to'liq bog'liq [5]; vabo, o'lat, ich terlama, paratif, A va E gepatitlari va boshqa ichak infeksiyalari o'choqlarida o'choqli dezinfeksiya majburiy [6].</w:t>
+      </w:r>
+    </w:p>
+    <w:p>
+      <w:pPr>
+        <w:pStyle w:val="Heading2"/>
+        <w:spacing w:after="100" w:before="200"/>
+      </w:pPr>
+      <w:r>
+        <w:rPr>
+          <w:rFonts w:ascii="Times New Roman" w:cs="Times New Roman" w:eastAsia="Times New Roman" w:hAnsi="Times New Roman"/>
+          <w:b/>
+          <w:bCs/>
+          <w:sz w:val="28"/>
+          <w:szCs w:val="28"/>
+        </w:rPr>
+        <w:t xml:space="preserve">Xulosa</w:t>
+      </w:r>
+    </w:p>
+    <w:p>
+      <w:pPr>
+        <w:spacing w:after="120" w:line="276"/>
+        <w:ind w:firstLine="567"/>
+        <w:jc w:val="both"/>
+      </w:pPr>
+      <w:r>
+        <w:rPr>
+          <w:rFonts w:ascii="Times New Roman" w:cs="Times New Roman" w:eastAsia="Times New Roman" w:hAnsi="Times New Roman"/>
+          <w:sz w:val="28"/>
+          <w:szCs w:val="28"/>
+        </w:rPr>
+        <w:t xml:space="preserve">Virusli gepatit A — HAV keltirib chiqaradigan antroponoz ichak infeksiyasi bo'lib, fekal-oral mexanizm orqali suv, oziq-ovqat va maishiy yo'llar bilan yuqadi; inkubatsion davri o'rtacha 28 kun (15–50). Infeksiya manbai odam bo'lib, u sariqlikgacha bo'lgan davrda eng yuqtiruvchi hisoblanadi. Tashxis anti-HAV IgM ni aniqlashga asoslanadi. Profilaktikaning asosi sanitariya choralari bo'lib, gepatit A vaksinasi samarali maxsus himoya beradi. Epidemiyaga qarshi tadbirlar bemorni ajratish, dezinfeksiya, muloqotdagilarni kuzatish, shoshilinch profilaktika va suv-oziq-ovqat nazoratini qamrab oladi. JSSTga ko'ra, gepatit A sporadik va epidemiyalar ko'rinishida butun dunyoda uchraydi, tsiklik qaytalanish xos; ifloslangan oziq-ovqat yoki suv bilan bog'liq epidemiyalar portlashsimon avj olishi mumkin (1988-yilda Shanxayda taxminan 300 ming kishi kasallangan), shaxsdan shaxsga yuqish esa oylar davomida jamoalarni qamrab oladi; virus atrof-muhitda saqlanadi va oziq-ovqat ishlab chiqarishdagi odatiy usullarga chidaydi [2]. Past va o'rta daromadli mamlakatlarda bolalarning 90 foizi 10 yoshgacha, ko'pincha belgilarsiz infeksiyani o'tkazadi; 6 yoshgacha bolalarning faqat 10 foizida sariqlik rivojlanadi, kattalarda esa kasallik belgilari tez-tez va og'irroq namoyon bo'ladi [2]. Infeksiya xavfi xavfsiz suv, sanitariya va gigiyena (ifloslangan qo'llar) yetishmasligi bilan bog'liq; 2023-yilda dunyoda gepatit A dan 35 569 kishi o'lgan, bu virusli gepatitlardan o'limning 2,6 foizini tashkil etgan [2]. Shu bois O'zbekistondagi 2023-yilgi tahlilda qayd etilgan ko'rsatkichlar, ayniqsa bolalar jamoalarida, suv ta'minoti, oziq-ovqat gigiyenasi va emlash choralarini kuchaytirishni talab etadi.</w:t>
+      </w:r>
+    </w:p>
+    <w:p>
+      <w:pPr>
+        <w:pStyle w:val="Heading2"/>
+        <w:spacing w:after="100" w:before="280"/>
+      </w:pPr>
+      <w:r>
+        <w:rPr>
+          <w:rFonts w:ascii="Times New Roman" w:cs="Times New Roman" w:eastAsia="Times New Roman" w:hAnsi="Times New Roman"/>
+          <w:b/>
+          <w:bCs/>
+          <w:sz w:val="28"/>
+          <w:szCs w:val="28"/>
+        </w:rPr>
+        <w:t xml:space="preserve">Foydalanilgan adabiyotlar</w:t>
+      </w:r>
+    </w:p>
+    <w:p>
+      <w:pPr>
+        <w:pStyle w:val="ListParagraph"/>
+        <w:numPr>
+          <w:ilvl w:val="0"/>
+          <w:numId w:val="4"/>
+        </w:numPr>
+        <w:spacing w:after="80" w:line="260"/>
+      </w:pPr>
+      <w:r>
+        <w:rPr>
+          <w:rFonts w:ascii="Times New Roman" w:cs="Times New Roman" w:eastAsia="Times New Roman" w:hAnsi="Times New Roman"/>
+          <w:sz w:val="28"/>
+          <w:szCs w:val="28"/>
+        </w:rPr>
+        <w:t xml:space="preserve">O'zbekiston Respublikasi Sog'liqni saqlash vazirining 01.05.2015-yildagi 177-son buyrug'iga 8-ilova: virusli gepatitlarning markerlariga laboratoriya tekshiruvi (buyruq: material № 491; ilova: material № 1894; ilova matnida sana va raqam to'ldirilmagan — tasdiqlanmagan).</w:t>
+      </w:r>
+    </w:p>
+    <w:p>
+      <w:pPr>
+        <w:pStyle w:val="ListParagraph"/>
+        <w:numPr>
+          <w:ilvl w:val="0"/>
+          <w:numId w:val="4"/>
+        </w:numPr>
+        <w:spacing w:after="80" w:line="260"/>
+      </w:pPr>
+      <w:r>
+        <w:rPr>
+          <w:rFonts w:ascii="Times New Roman" w:cs="Times New Roman" w:eastAsia="Times New Roman" w:hAnsi="Times New Roman"/>
+          <w:sz w:val="28"/>
+          <w:szCs w:val="28"/>
+        </w:rPr>
+        <w:t xml:space="preserve">World Health Organization. Hepatitis A (fact sheet). URL: https://www.who.int/news-room/fact-sheets/detail/hepatitis-a (kirilgan sana: 30.10.2026).</w:t>
+      </w:r>
+    </w:p>
+    <w:p>
+      <w:pPr>
+        <w:pStyle w:val="ListParagraph"/>
+        <w:numPr>
+          <w:ilvl w:val="0"/>
+          <w:numId w:val="4"/>
+        </w:numPr>
+        <w:spacing w:after="80" w:line="260"/>
+      </w:pPr>
+      <w:r>
+        <w:rPr>
+          <w:rFonts w:ascii="Times New Roman" w:cs="Times New Roman" w:eastAsia="Times New Roman" w:hAnsi="Times New Roman"/>
+          <w:sz w:val="28"/>
+          <w:szCs w:val="28"/>
+        </w:rPr>
+        <w:t xml:space="preserve">O'zbekiston Respublikasida virusli gepatit A bilan kasallanish holati (SEO va JS qo'mitasi oylik hisobotlari asosidagi tahlil, tahlil sanasi 27.07.2023). Manba: xayrullokomilov.uz/kutubxona, material № 1435 (ikkilamchi manba; hisobot oyi ko'rsatilmagan).</w:t>
+      </w:r>
+    </w:p>
+    <w:p>
+      <w:pPr>
+        <w:pStyle w:val="ListParagraph"/>
+        <w:numPr>
+          <w:ilvl w:val="0"/>
+          <w:numId w:val="4"/>
+        </w:numPr>
+        <w:spacing w:after="80" w:line="260"/>
+      </w:pPr>
+      <w:r>
+        <w:rPr>
+          <w:rFonts w:ascii="Times New Roman" w:cs="Times New Roman" w:eastAsia="Times New Roman" w:hAnsi="Times New Roman"/>
+          <w:sz w:val="28"/>
+          <w:szCs w:val="28"/>
+        </w:rPr>
+        <w:t xml:space="preserve">Respublikada bolalar o'rtasida yuqumli va parazitar kasalliklar, jumladan virusli gepatit A bilan kasallanishni kamaytirishga qaratilgan 2022–2023-yillarga mo'ljallangan qo'shma chora-tadbirlar dasturi (SEO va JS xizmati boshlig'i tasdiqlagan). Manba: xayrullokomilov.uz/kutubxona, material № 1448 (skanerlangan nusxa, OCR xatolari mavjud; raqam va sana to'liq o'qilmaydi).</w:t>
+      </w:r>
+    </w:p>
+    <w:p>
+      <w:pPr>
+        <w:pStyle w:val="ListParagraph"/>
+        <w:numPr>
+          <w:ilvl w:val="0"/>
+          <w:numId w:val="4"/>
+        </w:numPr>
+        <w:spacing w:after="80" w:line="260"/>
+      </w:pPr>
+      <w:r>
+        <w:rPr>
+          <w:rFonts w:ascii="Times New Roman" w:cs="Times New Roman" w:eastAsia="Times New Roman" w:hAnsi="Times New Roman"/>
+          <w:sz w:val="28"/>
+          <w:szCs w:val="28"/>
+        </w:rPr>
+        <w:t xml:space="preserve">Mirtazayev O.M., Zueva L.P., Matnazarova G.S. Epidemiologiya (darslik). Toshkent, 2016. Ichak infeksiyalari va virusli gepatit A bo'limlari, 15-bob (154–155-betlar). Manba: xayrullokomilov.uz/kutubxona, material № 2356 (matn kirill yozuvida).</w:t>
+      </w:r>
+    </w:p>
+    <w:p>
+      <w:pPr>
+        <w:pStyle w:val="ListParagraph"/>
+        <w:numPr>
+          <w:ilvl w:val="0"/>
+          <w:numId w:val="4"/>
+        </w:numPr>
+        <w:spacing w:after="80" w:line="260"/>
+      </w:pPr>
+      <w:r>
+        <w:rPr>
+          <w:rFonts w:ascii="Times New Roman" w:cs="Times New Roman" w:eastAsia="Times New Roman" w:hAnsi="Times New Roman"/>
+          <w:sz w:val="28"/>
+          <w:szCs w:val="28"/>
+        </w:rPr>
+        <w:t xml:space="preserve">SanQvaN № 0090-25 (SEO va JS qo'mitasi qarori, Toshkent, 05.05.2025, № 8; Adliya vazirligida 03.06.2025-yilda 350-raqam bilan ro'yxatga olingan), 55, 56, 63, 65-bandlar. URL: https://lex.uz/en/docs/-7556121. Manba: xayrullokomilov.uz/kutubxona, material № 660.</w:t>
       </w:r>
     </w:p>
     <w:sectPr>
       <w:pgSz w:w="11906" w:h="16838" w:orient="portrait"/>
-      <w:pgMar w:top="1134" w:right="850" w:bottom="1134" w:left="1418" w:header="708" w:footer="708" w:gutter="0"/>
+      <w:pgMar w:top="1134" w:right="850" w:bottom="1134" w:left="1701" w:header="708" w:footer="708" w:gutter="0"/>
       <w:pgNumType/>
       <w:docGrid w:linePitch="360"/>
     </w:sectPr>
@@ -459,12 +731,17 @@
     <w:multiLevelType w:val="hybridMultilevel"/>
     <w:lvl w:ilvl="0" w:tentative="1">
       <w:start w:val="1"/>
-      <w:numFmt w:val="bullet"/>
-      <w:lvlText w:val="•"/>
+      <w:numFmt w:val="decimal"/>
+      <w:lvlText w:val="[%1]"/>
       <w:lvlJc w:val="left"/>
       <w:pPr>
-        <w:ind w:left="576" w:hanging="316"/>
-      </w:pPr>
+        <w:ind w:left="720" w:hanging="720"/>
+      </w:pPr>
+      <w:rPr>
+        <w:rFonts w:ascii="Times New Roman" w:cs="Times New Roman" w:eastAsia="Times New Roman" w:hAnsi="Times New Roman"/>
+        <w:sz w:val="28"/>
+        <w:szCs w:val="28"/>
+      </w:rPr>
     </w:lvl>
   </w:abstractNum>
   <w:abstractNum w:abstractNumId="3" w15:restartNumberingAfterBreak="0">
@@ -472,11 +749,16 @@
     <w:lvl w:ilvl="0" w:tentative="1">
       <w:start w:val="1"/>
       <w:numFmt w:val="decimal"/>
-      <w:lvlText w:val="%1."/>
+      <w:lvlText w:val="%1)"/>
       <w:lvlJc w:val="left"/>
       <w:pPr>
-        <w:ind w:left="576" w:hanging="316"/>
-      </w:pPr>
+        <w:ind w:left="851" w:hanging="425"/>
+      </w:pPr>
+      <w:rPr>
+        <w:rFonts w:ascii="Times New Roman" w:cs="Times New Roman" w:eastAsia="Times New Roman" w:hAnsi="Times New Roman"/>
+        <w:sz w:val="28"/>
+        <w:szCs w:val="28"/>
+      </w:rPr>
     </w:lvl>
   </w:abstractNum>
   <w:abstractNum w:abstractNumId="4" w15:restartNumberingAfterBreak="0">
@@ -484,23 +766,16 @@
     <w:lvl w:ilvl="0" w:tentative="1">
       <w:start w:val="1"/>
       <w:numFmt w:val="decimal"/>
-      <w:lvlText w:val="%1."/>
-      <w:lvlJc w:val="left"/>
-      <w:pPr>
-        <w:ind w:left="576" w:hanging="316"/>
-      </w:pPr>
-    </w:lvl>
-  </w:abstractNum>
-  <w:abstractNum w:abstractNumId="90">
-    <w:multiLevelType w:val="hybridMultilevel"/>
-    <w:lvl w:ilvl="0">
-      <w:start w:val="1"/>
-      <w:numFmt w:val="decimal"/>
       <w:lvlText w:val="%1)"/>
       <w:lvlJc w:val="left"/>
       <w:pPr>
         <w:ind w:left="851" w:hanging="425"/>
       </w:pPr>
+      <w:rPr>
+        <w:rFonts w:ascii="Times New Roman" w:cs="Times New Roman" w:eastAsia="Times New Roman" w:hAnsi="Times New Roman"/>
+        <w:sz w:val="28"/>
+        <w:szCs w:val="28"/>
+      </w:rPr>
     </w:lvl>
   </w:abstractNum>
   <w:num w:numId="1">
@@ -510,7 +785,7 @@
     </w:lvlOverride>
   </w:num>
   <w:num w:numId="2">
-    <w:abstractNumId w:val="2"/>
+    <w:abstractNumId w:val="3"/>
     <w:lvlOverride w:ilvl="0">
       <w:startOverride w:val="1"/>
     </w:lvlOverride>
@@ -521,14 +796,8 @@
       <w:startOverride w:val="1"/>
     </w:lvlOverride>
   </w:num>
-  <w:num w:numId="101">
-    <w:abstractNumId w:val="90"/>
-    <w:lvlOverride w:ilvl="0">
-      <w:startOverride w:val="1"/>
-    </w:lvlOverride>
-  </w:num>
-  <w:num w:numId="102">
-    <w:abstractNumId w:val="90"/>
+  <w:num w:numId="4">
+    <w:abstractNumId w:val="2"/>
     <w:lvlOverride w:ilvl="0">
       <w:startOverride w:val="1"/>
     </w:lvlOverride>
@@ -542,8 +811,8 @@
     <w:rPrDefault>
       <w:rPr>
         <w:rFonts w:ascii="Times New Roman" w:cs="Times New Roman" w:eastAsia="Times New Roman" w:hAnsi="Times New Roman"/>
-        <w:sz w:val="24"/>
-        <w:szCs w:val="24"/>
+        <w:sz w:val="28"/>
+        <w:szCs w:val="28"/>
       </w:rPr>
     </w:rPrDefault>
     <w:pPrDefault/>
@@ -678,7 +947,7 @@
     <w:unhideWhenUsed/>
     <w:pPr>
       <w:spacing w:after="100"/>
-      <w:ind w:left="240"/>
+      <w:ind w:left="280"/>
     </w:pPr>
   </w:style>
   <w:style w:type="paragraph" w:styleId="TOC3">
@@ -690,7 +959,7 @@
     <w:unhideWhenUsed/>
     <w:pPr>
       <w:spacing w:after="100"/>
-      <w:ind w:left="480"/>
+      <w:ind w:left="560"/>
     </w:pPr>
   </w:style>
   <w:style w:type="paragraph" w:styleId="TOC4">
@@ -702,7 +971,7 @@
     <w:unhideWhenUsed/>
     <w:pPr>
       <w:spacing w:after="100"/>
-      <w:ind w:left="720"/>
+      <w:ind w:left="840"/>
     </w:pPr>
   </w:style>
   <w:style w:type="paragraph" w:styleId="TOC5">
@@ -714,7 +983,7 @@
     <w:unhideWhenUsed/>
     <w:pPr>
       <w:spacing w:after="100"/>
-      <w:ind w:left="960"/>
+      <w:ind w:left="1120"/>
     </w:pPr>
   </w:style>
   <w:style w:type="paragraph" w:styleId="TOC6">
@@ -726,23 +995,11 @@
     <w:unhideWhenUsed/>
     <w:pPr>
       <w:spacing w:after="100"/>
-      <w:ind w:left="1200"/>
+      <w:ind w:left="1400"/>
     </w:pPr>
   </w:style>
   <w:style w:type="paragraph" w:styleId="TOC7">
     <w:name w:val="toc 7"/>
-    <w:basedOn w:val="Normal"/>
-    <w:next w:val="Normal"/>
-    <w:uiPriority w:val="39"/>
-    <w:semiHidden/>
-    <w:unhideWhenUsed/>
-    <w:pPr>
-      <w:spacing w:after="100"/>
-      <w:ind w:left="1440"/>
-    </w:pPr>
-  </w:style>
-  <w:style w:type="paragraph" w:styleId="TOC8">
-    <w:name w:val="toc 8"/>
     <w:basedOn w:val="Normal"/>
     <w:next w:val="Normal"/>
     <w:uiPriority w:val="39"/>
@@ -753,6 +1010,18 @@
       <w:ind w:left="1680"/>
     </w:pPr>
   </w:style>
+  <w:style w:type="paragraph" w:styleId="TOC8">
+    <w:name w:val="toc 8"/>
+    <w:basedOn w:val="Normal"/>
+    <w:next w:val="Normal"/>
+    <w:uiPriority w:val="39"/>
+    <w:semiHidden/>
+    <w:unhideWhenUsed/>
+    <w:pPr>
+      <w:spacing w:after="100"/>
+      <w:ind w:left="1960"/>
+    </w:pPr>
+  </w:style>
   <w:style w:type="paragraph" w:styleId="TOC9">
     <w:name w:val="toc 9"/>
     <w:basedOn w:val="Normal"/>
@@ -762,7 +1031,7 @@
     <w:unhideWhenUsed/>
     <w:pPr>
       <w:spacing w:after="100"/>
-      <w:ind w:left="1920"/>
+      <w:ind w:left="2240"/>
     </w:pPr>
   </w:style>
   <w:style w:type="character" w:styleId="Hyperlink">
@@ -862,15 +1131,16 @@
     <w:next w:val="Normal"/>
     <w:qFormat/>
     <w:pPr>
-      <w:spacing w:after="200"/>
-      <w:jc w:val="center"/>
+      <w:spacing w:after="240" w:before="0"/>
+      <w:outlineLvl w:val="0"/>
     </w:pPr>
     <w:rPr>
       <w:rFonts w:ascii="Times New Roman" w:cs="Times New Roman" w:eastAsia="Times New Roman" w:hAnsi="Times New Roman"/>
       <w:b/>
       <w:bCs/>
-      <w:sz w:val="28"/>
-      <w:szCs w:val="28"/>
+      <w:color w:val="000000"/>
+      <w:sz w:val="30"/>
+      <w:szCs w:val="30"/>
     </w:rPr>
   </w:style>
   <w:style w:type="paragraph" w:styleId="Heading2">
@@ -878,12 +1148,17 @@
     <w:basedOn w:val="Normal"/>
     <w:next w:val="Normal"/>
     <w:qFormat/>
+    <w:pPr>
+      <w:spacing w:after="100" w:before="200"/>
+      <w:outlineLvl w:val="1"/>
+    </w:pPr>
     <w:rPr>
       <w:rFonts w:ascii="Times New Roman" w:cs="Times New Roman" w:eastAsia="Times New Roman" w:hAnsi="Times New Roman"/>
       <w:b/>
       <w:bCs/>
-      <w:sz w:val="26"/>
-      <w:szCs w:val="26"/>
+      <w:color w:val="000000"/>
+      <w:sz w:val="28"/>
+      <w:szCs w:val="28"/>
     </w:rPr>
   </w:style>
 </w:styles>
